--- a/1-2026-2027/1-M/1-Semester-1/2-/4- اوراق عمل/مهارات رقمية - اول متوسط - اسبوع 2.docx
+++ b/1-2026-2027/1-M/1-Semester-1/2-/4- اوراق عمل/مهارات رقمية - اول متوسط - اسبوع 2.docx
@@ -10,6 +10,76 @@
           <w:rtl/>
         </w:rPr>
       </w:pPr>
+      <w:r>
+        <w:rPr>
+          <w:noProof/>
+          <w:sz w:val="36"/>
+          <w:szCs w:val="36"/>
+          <w:rtl/>
+          <w:lang w:val="ar-SA"/>
+        </w:rPr>
+        <w:drawing>
+          <wp:anchor distT="0" distB="0" distL="114300" distR="114300" simplePos="0" relativeHeight="251658240" behindDoc="0" locked="0" layoutInCell="1" allowOverlap="1" wp14:anchorId="49925003" wp14:editId="0F9326FC">
+            <wp:simplePos x="0" y="0"/>
+            <wp:positionH relativeFrom="column">
+              <wp:posOffset>0</wp:posOffset>
+            </wp:positionH>
+            <wp:positionV relativeFrom="paragraph">
+              <wp:posOffset>111125</wp:posOffset>
+            </wp:positionV>
+            <wp:extent cx="6645910" cy="7833360"/>
+            <wp:effectExtent l="0" t="0" r="2540" b="0"/>
+            <wp:wrapNone/>
+            <wp:docPr id="308992749" name="Picture 2"/>
+            <wp:cNvGraphicFramePr>
+              <a:graphicFrameLocks xmlns:a="http://schemas.openxmlformats.org/drawingml/2006/main" noChangeAspect="1"/>
+            </wp:cNvGraphicFramePr>
+            <a:graphic xmlns:a="http://schemas.openxmlformats.org/drawingml/2006/main">
+              <a:graphicData uri="http://schemas.openxmlformats.org/drawingml/2006/picture">
+                <pic:pic xmlns:pic="http://schemas.openxmlformats.org/drawingml/2006/picture">
+                  <pic:nvPicPr>
+                    <pic:cNvPr id="308992749" name="Picture 308992749"/>
+                    <pic:cNvPicPr/>
+                  </pic:nvPicPr>
+                  <pic:blipFill rotWithShape="1">
+                    <a:blip r:embed="rId8">
+                      <a:extLst>
+                        <a:ext uri="{28A0092B-C50C-407E-A947-70E740481C1C}">
+                          <a14:useLocalDpi xmlns:a14="http://schemas.microsoft.com/office/drawing/2010/main" val="0"/>
+                        </a:ext>
+                      </a:extLst>
+                    </a:blip>
+                    <a:srcRect t="6016" b="38215"/>
+                    <a:stretch>
+                      <a:fillRect/>
+                    </a:stretch>
+                  </pic:blipFill>
+                  <pic:spPr bwMode="auto">
+                    <a:xfrm>
+                      <a:off x="0" y="0"/>
+                      <a:ext cx="6645910" cy="7833360"/>
+                    </a:xfrm>
+                    <a:prstGeom prst="rect">
+                      <a:avLst/>
+                    </a:prstGeom>
+                    <a:ln>
+                      <a:noFill/>
+                    </a:ln>
+                    <a:extLst>
+                      <a:ext uri="{53640926-AAD7-44D8-BBD7-CCE9431645EC}">
+                        <a14:shadowObscured xmlns:a14="http://schemas.microsoft.com/office/drawing/2010/main"/>
+                      </a:ext>
+                    </a:extLst>
+                  </pic:spPr>
+                </pic:pic>
+              </a:graphicData>
+            </a:graphic>
+            <wp14:sizeRelV relativeFrom="margin">
+              <wp14:pctHeight>0</wp14:pctHeight>
+            </wp14:sizeRelV>
+          </wp:anchor>
+        </w:drawing>
+      </w:r>
     </w:p>
     <w:p>
       <w:pPr>
@@ -185,12 +255,12 @@
       </w:r>
     </w:p>
     <w:sectPr>
-      <w:headerReference w:type="even" r:id="rId8"/>
-      <w:headerReference w:type="default" r:id="rId9"/>
-      <w:footerReference w:type="even" r:id="rId10"/>
-      <w:footerReference w:type="default" r:id="rId11"/>
-      <w:headerReference w:type="first" r:id="rId12"/>
-      <w:footerReference w:type="first" r:id="rId13"/>
+      <w:headerReference w:type="even" r:id="rId9"/>
+      <w:headerReference w:type="default" r:id="rId10"/>
+      <w:footerReference w:type="even" r:id="rId11"/>
+      <w:footerReference w:type="default" r:id="rId12"/>
+      <w:headerReference w:type="first" r:id="rId13"/>
+      <w:footerReference w:type="first" r:id="rId14"/>
       <w:pgSz w:w="11906" w:h="16838"/>
       <w:pgMar w:top="720" w:right="720" w:bottom="720" w:left="720" w:header="708" w:footer="708" w:gutter="0"/>
       <w:pgBorders w:offsetFrom="page">
@@ -493,13 +563,12 @@
                               <w:bCs/>
                               <w:sz w:val="20"/>
                               <w:szCs w:val="20"/>
-                              <w:rtl/>
                               <w:lang w:eastAsia="ar-SA"/>
                             </w:rPr>
                           </w:pPr>
                           <w:r>
                             <w:rPr>
-                              <w:rFonts w:ascii="Times New Roman" w:eastAsia="Times New Roman" w:hAnsi="Times New Roman" w:cs="AL-Mohanad Bold" w:hint="cs"/>
+                              <w:rFonts w:ascii="Times New Roman" w:eastAsia="Times New Roman" w:hAnsi="Times New Roman" w:cs="AL-Mohanad Bold"/>
                               <w:b/>
                               <w:bCs/>
                               <w:sz w:val="20"/>
@@ -526,7 +595,7 @@
                           </w:pPr>
                           <w:r>
                             <w:rPr>
-                              <w:rFonts w:ascii="Times New Roman" w:eastAsia="Times New Roman" w:hAnsi="Times New Roman" w:cs="AL-Mohanad Bold" w:hint="cs"/>
+                              <w:rFonts w:ascii="Times New Roman" w:eastAsia="Times New Roman" w:hAnsi="Times New Roman" w:cs="AL-Mohanad Bold"/>
                               <w:b/>
                               <w:bCs/>
                               <w:sz w:val="20"/>
@@ -534,7 +603,61 @@
                               <w:rtl/>
                               <w:lang w:eastAsia="ar-SA"/>
                             </w:rPr>
-                            <w:t xml:space="preserve">الصف </w:t>
+                            <w:t>الصف الأول المتوسط</w:t>
+                          </w:r>
+                        </w:p>
+                        <w:p>
+                          <w:pPr>
+                            <w:spacing w:after="0" w:line="240" w:lineRule="auto"/>
+                            <w:jc w:val="center"/>
+                            <w:rPr>
+                              <w:rFonts w:ascii="Times New Roman" w:eastAsia="Times New Roman" w:hAnsi="Times New Roman" w:cs="AL-Mohanad Bold"/>
+                              <w:b/>
+                              <w:bCs/>
+                              <w:sz w:val="20"/>
+                              <w:szCs w:val="20"/>
+                              <w:rtl/>
+                              <w:lang w:eastAsia="ar-SA"/>
+                            </w:rPr>
+                          </w:pPr>
+                          <w:r>
+                            <w:rPr>
+                              <w:rFonts w:ascii="Times New Roman" w:eastAsia="Times New Roman" w:hAnsi="Times New Roman" w:cs="AL-Mohanad Bold"/>
+                              <w:b/>
+                              <w:bCs/>
+                              <w:sz w:val="20"/>
+                              <w:szCs w:val="20"/>
+                              <w:rtl/>
+                              <w:lang w:eastAsia="ar-SA"/>
+                            </w:rPr>
+                            <w:t>الفصل الدراسي الأول 1448 هـ</w:t>
+                          </w:r>
+                        </w:p>
+                        <w:p>
+                          <w:pPr>
+                            <w:spacing w:after="0" w:line="240" w:lineRule="auto"/>
+                            <w:jc w:val="center"/>
+                            <w:rPr>
+                              <w:rFonts w:ascii="Times New Roman" w:eastAsia="Times New Roman" w:hAnsi="Times New Roman" w:cs="AL-Mohanad Bold"/>
+                              <w:b/>
+                              <w:bCs/>
+                              <w:sz w:val="20"/>
+                              <w:szCs w:val="20"/>
+                              <w:rtl/>
+                              <w:lang w:eastAsia="ar-SA"/>
+                            </w:rPr>
+                          </w:pPr>
+                          <w:r>
+                            <w:rPr>
+                              <w:rFonts w:ascii="Times New Roman" w:eastAsia="Times New Roman" w:hAnsi="Times New Roman" w:cs="AL-Mohanad Bold"/>
+                              <w:b/>
+                              <w:bCs/>
+                              <w:sz w:val="20"/>
+                              <w:szCs w:val="20"/>
+                              <w:rtl/>
+                              <w:lang w:eastAsia="ar-SA"/>
+                            </w:rPr>
+                            <w:t xml:space="preserve">ورقة رقم ( </w:t>
                           </w:r>
                           <w:r>
                             <w:rPr>
@@ -546,11 +669,11 @@
                               <w:rtl/>
                               <w:lang w:eastAsia="ar-SA"/>
                             </w:rPr>
-                            <w:t>ال</w:t>
+                            <w:t>2</w:t>
                           </w:r>
                           <w:r>
                             <w:rPr>
-                              <w:rFonts w:ascii="Times New Roman" w:eastAsia="Times New Roman" w:hAnsi="Times New Roman" w:cs="AL-Mohanad Bold" w:hint="cs"/>
+                              <w:rFonts w:ascii="Times New Roman" w:eastAsia="Times New Roman" w:hAnsi="Times New Roman" w:cs="AL-Mohanad Bold"/>
                               <w:b/>
                               <w:bCs/>
                               <w:sz w:val="20"/>
@@ -558,31 +681,7 @@
                               <w:rtl/>
                               <w:lang w:eastAsia="ar-SA"/>
                             </w:rPr>
-                            <w:t>أول</w:t>
-                          </w:r>
-                          <w:r>
-                            <w:rPr>
-                              <w:rFonts w:ascii="Times New Roman" w:eastAsia="Times New Roman" w:hAnsi="Times New Roman" w:cs="AL-Mohanad Bold" w:hint="cs"/>
-                              <w:b/>
-                              <w:bCs/>
-                              <w:sz w:val="20"/>
-                              <w:szCs w:val="20"/>
-                              <w:rtl/>
-                              <w:lang w:eastAsia="ar-SA"/>
-                            </w:rPr>
-                            <w:t xml:space="preserve"> </w:t>
-                          </w:r>
-                          <w:r>
-                            <w:rPr>
-                              <w:rFonts w:ascii="Times New Roman" w:eastAsia="Times New Roman" w:hAnsi="Times New Roman" w:cs="AL-Mohanad Bold" w:hint="cs"/>
-                              <w:b/>
-                              <w:bCs/>
-                              <w:sz w:val="20"/>
-                              <w:szCs w:val="20"/>
-                              <w:rtl/>
-                              <w:lang w:eastAsia="ar-SA"/>
-                            </w:rPr>
-                            <w:t>المتوسط</w:t>
+                            <w:t xml:space="preserve"> ) </w:t>
                           </w:r>
                         </w:p>
                         <w:p>
@@ -591,56 +690,41 @@
                             <w:jc w:val="center"/>
                             <w:rPr>
                               <w:rFonts w:ascii="Times New Roman" w:eastAsia="Times New Roman" w:hAnsi="Times New Roman" w:cs="AL-Mohanad Bold"/>
-                              <w:sz w:val="28"/>
-                              <w:szCs w:val="28"/>
+                              <w:b/>
+                              <w:bCs/>
+                              <w:sz w:val="20"/>
+                              <w:szCs w:val="20"/>
                               <w:rtl/>
                               <w:lang w:eastAsia="ar-SA"/>
                             </w:rPr>
                           </w:pPr>
                           <w:r>
                             <w:rPr>
-                              <w:rFonts w:ascii="Times New Roman" w:eastAsia="Times New Roman" w:hAnsi="Times New Roman" w:cs="AL-Mohanad Bold" w:hint="cs"/>
+                              <w:rFonts w:ascii="Times New Roman" w:eastAsia="Times New Roman" w:hAnsi="Times New Roman" w:cs="AL-Mohanad Bold"/>
                               <w:b/>
                               <w:bCs/>
-                              <w:sz w:val="28"/>
-                              <w:szCs w:val="28"/>
+                              <w:sz w:val="20"/>
+                              <w:szCs w:val="20"/>
                               <w:rtl/>
                               <w:lang w:eastAsia="ar-SA"/>
                             </w:rPr>
-                            <w:t xml:space="preserve">اسم </w:t>
+                            <w:t xml:space="preserve">اسم الطالب: ................ </w:t>
                           </w:r>
-                          <w:r>
+                        </w:p>
+                        <w:p>
+                          <w:pPr>
+                            <w:spacing w:after="0" w:line="240" w:lineRule="auto"/>
+                            <w:jc w:val="center"/>
                             <w:rPr>
-                              <w:rFonts w:ascii="Times New Roman" w:eastAsia="Times New Roman" w:hAnsi="Times New Roman" w:cs="AL-Mohanad Bold" w:hint="cs"/>
+                              <w:rFonts w:ascii="Times New Roman" w:eastAsia="Times New Roman" w:hAnsi="Times New Roman" w:cs="AL-Mohanad Bold"/>
                               <w:b/>
                               <w:bCs/>
-                              <w:sz w:val="28"/>
-                              <w:szCs w:val="28"/>
+                              <w:sz w:val="20"/>
+                              <w:szCs w:val="20"/>
                               <w:rtl/>
                               <w:lang w:eastAsia="ar-SA"/>
                             </w:rPr>
-                            <w:t>الطالب</w:t>
-                          </w:r>
-                          <w:r>
-                            <w:rPr>
-                              <w:rFonts w:ascii="Times New Roman" w:eastAsia="Times New Roman" w:hAnsi="Times New Roman" w:cs="AL-Mohanad Bold" w:hint="cs"/>
-                              <w:sz w:val="28"/>
-                              <w:szCs w:val="28"/>
-                              <w:rtl/>
-                              <w:lang w:eastAsia="ar-SA"/>
-                            </w:rPr>
-                            <w:t>: ...............</w:t>
-                          </w:r>
-                          <w:r>
-                            <w:rPr>
-                              <w:rFonts w:ascii="Times New Roman" w:eastAsia="Times New Roman" w:hAnsi="Times New Roman" w:cs="AL-Mohanad Bold" w:hint="cs"/>
-                              <w:sz w:val="28"/>
-                              <w:szCs w:val="28"/>
-                              <w:rtl/>
-                              <w:lang w:eastAsia="ar-SA"/>
-                            </w:rPr>
-                            <w:t xml:space="preserve">. </w:t>
-                          </w:r>
+                          </w:pPr>
                         </w:p>
                         <w:p>
                           <w:pPr>
@@ -655,66 +739,6 @@
                               <w:lang w:eastAsia="ar-SA"/>
                             </w:rPr>
                           </w:pPr>
-                          <w:r>
-                            <w:rPr>
-                              <w:rFonts w:ascii="Times New Roman" w:eastAsia="Times New Roman" w:hAnsi="Times New Roman" w:cs="AL-Mohanad Bold" w:hint="cs"/>
-                              <w:b/>
-                              <w:bCs/>
-                              <w:sz w:val="20"/>
-                              <w:szCs w:val="20"/>
-                              <w:rtl/>
-                              <w:lang w:eastAsia="ar-SA"/>
-                            </w:rPr>
-                            <w:t xml:space="preserve">الفصل الدراسي الأول </w:t>
-                          </w:r>
-                          <w:r>
-                            <w:rPr>
-                              <w:rFonts w:ascii="Yu Gothic UI Semibold" w:eastAsia="Yu Gothic UI Semibold" w:hAnsi="Yu Gothic UI Semibold" w:cs="AL-Mohanad Bold" w:hint="cs"/>
-                              <w:b/>
-                              <w:bCs/>
-                              <w:sz w:val="20"/>
-                              <w:szCs w:val="20"/>
-                              <w:rtl/>
-                              <w:lang w:eastAsia="ar-SA"/>
-                            </w:rPr>
-                            <w:t>14</w:t>
-                          </w:r>
-                          <w:r>
-                            <w:rPr>
-                              <w:rFonts w:ascii="Yu Gothic UI Semibold" w:eastAsia="Yu Gothic UI Semibold" w:hAnsi="Yu Gothic UI Semibold" w:cs="AL-Mohanad Bold" w:hint="cs"/>
-                              <w:b/>
-                              <w:bCs/>
-                              <w:sz w:val="20"/>
-                              <w:szCs w:val="20"/>
-                              <w:rtl/>
-                              <w:lang w:eastAsia="ar-SA"/>
-                            </w:rPr>
-                            <w:t>48</w:t>
-                          </w:r>
-                          <w:r>
-                            <w:rPr>
-                              <w:rFonts w:ascii="Times New Roman" w:eastAsia="Times New Roman" w:hAnsi="Times New Roman" w:cs="AL-Mohanad Bold" w:hint="cs"/>
-                              <w:b/>
-                              <w:bCs/>
-                              <w:sz w:val="20"/>
-                              <w:szCs w:val="20"/>
-                              <w:rtl/>
-                              <w:lang w:eastAsia="ar-SA"/>
-                            </w:rPr>
-                            <w:t xml:space="preserve"> </w:t>
-                          </w:r>
-                          <w:r>
-                            <w:rPr>
-                              <w:rFonts w:ascii="Times New Roman" w:eastAsia="Times New Roman" w:hAnsi="Times New Roman" w:cs="AL-Mohanad Bold" w:hint="cs"/>
-                              <w:b/>
-                              <w:bCs/>
-                              <w:sz w:val="20"/>
-                              <w:szCs w:val="20"/>
-                              <w:rtl/>
-                              <w:lang w:eastAsia="ar-SA"/>
-                            </w:rPr>
-                            <w:t xml:space="preserve">هـ </w:t>
-                          </w:r>
                         </w:p>
                       </w:txbxContent>
                     </wps:txbx>
@@ -755,13 +779,12 @@
                         <w:bCs/>
                         <w:sz w:val="20"/>
                         <w:szCs w:val="20"/>
-                        <w:rtl/>
                         <w:lang w:eastAsia="ar-SA"/>
                       </w:rPr>
                     </w:pPr>
                     <w:r>
                       <w:rPr>
-                        <w:rFonts w:ascii="Times New Roman" w:eastAsia="Times New Roman" w:hAnsi="Times New Roman" w:cs="AL-Mohanad Bold" w:hint="cs"/>
+                        <w:rFonts w:ascii="Times New Roman" w:eastAsia="Times New Roman" w:hAnsi="Times New Roman" w:cs="AL-Mohanad Bold"/>
                         <w:b/>
                         <w:bCs/>
                         <w:sz w:val="20"/>
@@ -788,7 +811,7 @@
                     </w:pPr>
                     <w:r>
                       <w:rPr>
-                        <w:rFonts w:ascii="Times New Roman" w:eastAsia="Times New Roman" w:hAnsi="Times New Roman" w:cs="AL-Mohanad Bold" w:hint="cs"/>
+                        <w:rFonts w:ascii="Times New Roman" w:eastAsia="Times New Roman" w:hAnsi="Times New Roman" w:cs="AL-Mohanad Bold"/>
                         <w:b/>
                         <w:bCs/>
                         <w:sz w:val="20"/>
@@ -796,7 +819,61 @@
                         <w:rtl/>
                         <w:lang w:eastAsia="ar-SA"/>
                       </w:rPr>
-                      <w:t xml:space="preserve">الصف </w:t>
+                      <w:t>الصف الأول المتوسط</w:t>
+                    </w:r>
+                  </w:p>
+                  <w:p>
+                    <w:pPr>
+                      <w:spacing w:after="0" w:line="240" w:lineRule="auto"/>
+                      <w:jc w:val="center"/>
+                      <w:rPr>
+                        <w:rFonts w:ascii="Times New Roman" w:eastAsia="Times New Roman" w:hAnsi="Times New Roman" w:cs="AL-Mohanad Bold"/>
+                        <w:b/>
+                        <w:bCs/>
+                        <w:sz w:val="20"/>
+                        <w:szCs w:val="20"/>
+                        <w:rtl/>
+                        <w:lang w:eastAsia="ar-SA"/>
+                      </w:rPr>
+                    </w:pPr>
+                    <w:r>
+                      <w:rPr>
+                        <w:rFonts w:ascii="Times New Roman" w:eastAsia="Times New Roman" w:hAnsi="Times New Roman" w:cs="AL-Mohanad Bold"/>
+                        <w:b/>
+                        <w:bCs/>
+                        <w:sz w:val="20"/>
+                        <w:szCs w:val="20"/>
+                        <w:rtl/>
+                        <w:lang w:eastAsia="ar-SA"/>
+                      </w:rPr>
+                      <w:t>الفصل الدراسي الأول 1448 هـ</w:t>
+                    </w:r>
+                  </w:p>
+                  <w:p>
+                    <w:pPr>
+                      <w:spacing w:after="0" w:line="240" w:lineRule="auto"/>
+                      <w:jc w:val="center"/>
+                      <w:rPr>
+                        <w:rFonts w:ascii="Times New Roman" w:eastAsia="Times New Roman" w:hAnsi="Times New Roman" w:cs="AL-Mohanad Bold"/>
+                        <w:b/>
+                        <w:bCs/>
+                        <w:sz w:val="20"/>
+                        <w:szCs w:val="20"/>
+                        <w:rtl/>
+                        <w:lang w:eastAsia="ar-SA"/>
+                      </w:rPr>
+                    </w:pPr>
+                    <w:r>
+                      <w:rPr>
+                        <w:rFonts w:ascii="Times New Roman" w:eastAsia="Times New Roman" w:hAnsi="Times New Roman" w:cs="AL-Mohanad Bold"/>
+                        <w:b/>
+                        <w:bCs/>
+                        <w:sz w:val="20"/>
+                        <w:szCs w:val="20"/>
+                        <w:rtl/>
+                        <w:lang w:eastAsia="ar-SA"/>
+                      </w:rPr>
+                      <w:t xml:space="preserve">ورقة رقم ( </w:t>
                     </w:r>
                     <w:r>
                       <w:rPr>
@@ -808,11 +885,11 @@
                         <w:rtl/>
                         <w:lang w:eastAsia="ar-SA"/>
                       </w:rPr>
-                      <w:t>ال</w:t>
+                      <w:t>2</w:t>
                     </w:r>
                     <w:r>
                       <w:rPr>
-                        <w:rFonts w:ascii="Times New Roman" w:eastAsia="Times New Roman" w:hAnsi="Times New Roman" w:cs="AL-Mohanad Bold" w:hint="cs"/>
+                        <w:rFonts w:ascii="Times New Roman" w:eastAsia="Times New Roman" w:hAnsi="Times New Roman" w:cs="AL-Mohanad Bold"/>
                         <w:b/>
                         <w:bCs/>
                         <w:sz w:val="20"/>
@@ -820,31 +897,7 @@
                         <w:rtl/>
                         <w:lang w:eastAsia="ar-SA"/>
                       </w:rPr>
-                      <w:t>أول</w:t>
-                    </w:r>
-                    <w:r>
-                      <w:rPr>
-                        <w:rFonts w:ascii="Times New Roman" w:eastAsia="Times New Roman" w:hAnsi="Times New Roman" w:cs="AL-Mohanad Bold" w:hint="cs"/>
-                        <w:b/>
-                        <w:bCs/>
-                        <w:sz w:val="20"/>
-                        <w:szCs w:val="20"/>
-                        <w:rtl/>
-                        <w:lang w:eastAsia="ar-SA"/>
-                      </w:rPr>
-                      <w:t xml:space="preserve"> </w:t>
-                    </w:r>
-                    <w:r>
-                      <w:rPr>
-                        <w:rFonts w:ascii="Times New Roman" w:eastAsia="Times New Roman" w:hAnsi="Times New Roman" w:cs="AL-Mohanad Bold" w:hint="cs"/>
-                        <w:b/>
-                        <w:bCs/>
-                        <w:sz w:val="20"/>
-                        <w:szCs w:val="20"/>
-                        <w:rtl/>
-                        <w:lang w:eastAsia="ar-SA"/>
-                      </w:rPr>
-                      <w:t>المتوسط</w:t>
+                      <w:t xml:space="preserve"> ) </w:t>
                     </w:r>
                   </w:p>
                   <w:p>
@@ -853,56 +906,41 @@
                       <w:jc w:val="center"/>
                       <w:rPr>
                         <w:rFonts w:ascii="Times New Roman" w:eastAsia="Times New Roman" w:hAnsi="Times New Roman" w:cs="AL-Mohanad Bold"/>
-                        <w:sz w:val="28"/>
-                        <w:szCs w:val="28"/>
+                        <w:b/>
+                        <w:bCs/>
+                        <w:sz w:val="20"/>
+                        <w:szCs w:val="20"/>
                         <w:rtl/>
                         <w:lang w:eastAsia="ar-SA"/>
                       </w:rPr>
                     </w:pPr>
                     <w:r>
                       <w:rPr>
-                        <w:rFonts w:ascii="Times New Roman" w:eastAsia="Times New Roman" w:hAnsi="Times New Roman" w:cs="AL-Mohanad Bold" w:hint="cs"/>
+                        <w:rFonts w:ascii="Times New Roman" w:eastAsia="Times New Roman" w:hAnsi="Times New Roman" w:cs="AL-Mohanad Bold"/>
                         <w:b/>
                         <w:bCs/>
-                        <w:sz w:val="28"/>
-                        <w:szCs w:val="28"/>
+                        <w:sz w:val="20"/>
+                        <w:szCs w:val="20"/>
                         <w:rtl/>
                         <w:lang w:eastAsia="ar-SA"/>
                       </w:rPr>
-                      <w:t xml:space="preserve">اسم </w:t>
+                      <w:t xml:space="preserve">اسم الطالب: ................ </w:t>
                     </w:r>
-                    <w:r>
+                  </w:p>
+                  <w:p>
+                    <w:pPr>
+                      <w:spacing w:after="0" w:line="240" w:lineRule="auto"/>
+                      <w:jc w:val="center"/>
                       <w:rPr>
-                        <w:rFonts w:ascii="Times New Roman" w:eastAsia="Times New Roman" w:hAnsi="Times New Roman" w:cs="AL-Mohanad Bold" w:hint="cs"/>
+                        <w:rFonts w:ascii="Times New Roman" w:eastAsia="Times New Roman" w:hAnsi="Times New Roman" w:cs="AL-Mohanad Bold"/>
                         <w:b/>
                         <w:bCs/>
-                        <w:sz w:val="28"/>
-                        <w:szCs w:val="28"/>
+                        <w:sz w:val="20"/>
+                        <w:szCs w:val="20"/>
                         <w:rtl/>
                         <w:lang w:eastAsia="ar-SA"/>
                       </w:rPr>
-                      <w:t>الطالب</w:t>
-                    </w:r>
-                    <w:r>
-                      <w:rPr>
-                        <w:rFonts w:ascii="Times New Roman" w:eastAsia="Times New Roman" w:hAnsi="Times New Roman" w:cs="AL-Mohanad Bold" w:hint="cs"/>
-                        <w:sz w:val="28"/>
-                        <w:szCs w:val="28"/>
-                        <w:rtl/>
-                        <w:lang w:eastAsia="ar-SA"/>
-                      </w:rPr>
-                      <w:t>: ...............</w:t>
-                    </w:r>
-                    <w:r>
-                      <w:rPr>
-                        <w:rFonts w:ascii="Times New Roman" w:eastAsia="Times New Roman" w:hAnsi="Times New Roman" w:cs="AL-Mohanad Bold" w:hint="cs"/>
-                        <w:sz w:val="28"/>
-                        <w:szCs w:val="28"/>
-                        <w:rtl/>
-                        <w:lang w:eastAsia="ar-SA"/>
-                      </w:rPr>
-                      <w:t xml:space="preserve">. </w:t>
-                    </w:r>
+                    </w:pPr>
                   </w:p>
                   <w:p>
                     <w:pPr>
@@ -917,66 +955,6 @@
                         <w:lang w:eastAsia="ar-SA"/>
                       </w:rPr>
                     </w:pPr>
-                    <w:r>
-                      <w:rPr>
-                        <w:rFonts w:ascii="Times New Roman" w:eastAsia="Times New Roman" w:hAnsi="Times New Roman" w:cs="AL-Mohanad Bold" w:hint="cs"/>
-                        <w:b/>
-                        <w:bCs/>
-                        <w:sz w:val="20"/>
-                        <w:szCs w:val="20"/>
-                        <w:rtl/>
-                        <w:lang w:eastAsia="ar-SA"/>
-                      </w:rPr>
-                      <w:t xml:space="preserve">الفصل الدراسي الأول </w:t>
-                    </w:r>
-                    <w:r>
-                      <w:rPr>
-                        <w:rFonts w:ascii="Yu Gothic UI Semibold" w:eastAsia="Yu Gothic UI Semibold" w:hAnsi="Yu Gothic UI Semibold" w:cs="AL-Mohanad Bold" w:hint="cs"/>
-                        <w:b/>
-                        <w:bCs/>
-                        <w:sz w:val="20"/>
-                        <w:szCs w:val="20"/>
-                        <w:rtl/>
-                        <w:lang w:eastAsia="ar-SA"/>
-                      </w:rPr>
-                      <w:t>14</w:t>
-                    </w:r>
-                    <w:r>
-                      <w:rPr>
-                        <w:rFonts w:ascii="Yu Gothic UI Semibold" w:eastAsia="Yu Gothic UI Semibold" w:hAnsi="Yu Gothic UI Semibold" w:cs="AL-Mohanad Bold" w:hint="cs"/>
-                        <w:b/>
-                        <w:bCs/>
-                        <w:sz w:val="20"/>
-                        <w:szCs w:val="20"/>
-                        <w:rtl/>
-                        <w:lang w:eastAsia="ar-SA"/>
-                      </w:rPr>
-                      <w:t>48</w:t>
-                    </w:r>
-                    <w:r>
-                      <w:rPr>
-                        <w:rFonts w:ascii="Times New Roman" w:eastAsia="Times New Roman" w:hAnsi="Times New Roman" w:cs="AL-Mohanad Bold" w:hint="cs"/>
-                        <w:b/>
-                        <w:bCs/>
-                        <w:sz w:val="20"/>
-                        <w:szCs w:val="20"/>
-                        <w:rtl/>
-                        <w:lang w:eastAsia="ar-SA"/>
-                      </w:rPr>
-                      <w:t xml:space="preserve"> </w:t>
-                    </w:r>
-                    <w:r>
-                      <w:rPr>
-                        <w:rFonts w:ascii="Times New Roman" w:eastAsia="Times New Roman" w:hAnsi="Times New Roman" w:cs="AL-Mohanad Bold" w:hint="cs"/>
-                        <w:b/>
-                        <w:bCs/>
-                        <w:sz w:val="20"/>
-                        <w:szCs w:val="20"/>
-                        <w:rtl/>
-                        <w:lang w:eastAsia="ar-SA"/>
-                      </w:rPr>
-                      <w:t xml:space="preserve">هـ </w:t>
-                    </w:r>
                   </w:p>
                 </w:txbxContent>
               </v:textbox>
@@ -2660,7 +2638,6 @@
   <w:style w:type="character" w:default="1" w:styleId="DefaultParagraphFont">
     <w:name w:val="Default Paragraph Font"/>
     <w:uiPriority w:val="1"/>
-    <w:semiHidden/>
     <w:unhideWhenUsed/>
   </w:style>
   <w:style w:type="table" w:default="1" w:styleId="TableNormal">

--- a/1-2026-2027/1-M/1-Semester-1/2-/4- اوراق عمل/مهارات رقمية - اول متوسط - اسبوع 2.docx
+++ b/1-2026-2027/1-M/1-Semester-1/2-/4- اوراق عمل/مهارات رقمية - اول متوسط - اسبوع 2.docx
@@ -320,6 +320,14 @@
       <w:tblStyle w:val="TableGrid"/>
       <w:bidiVisual/>
       <w:tblW w:w="0" w:type="auto"/>
+      <w:tblBorders>
+        <w:top w:val="none" w:sz="0" w:space="0" w:color="auto"/>
+        <w:left w:val="none" w:sz="0" w:space="0" w:color="auto"/>
+        <w:bottom w:val="none" w:sz="0" w:space="0" w:color="auto"/>
+        <w:right w:val="none" w:sz="0" w:space="0" w:color="auto"/>
+        <w:insideH w:val="none" w:sz="0" w:space="0" w:color="auto"/>
+        <w:insideV w:val="none" w:sz="0" w:space="0" w:color="auto"/>
+      </w:tblBorders>
       <w:tblLook w:val="04A0" w:firstRow="1" w:lastRow="0" w:firstColumn="1" w:lastColumn="0" w:noHBand="0" w:noVBand="1"/>
     </w:tblPr>
     <w:tblGrid>
@@ -2638,6 +2646,7 @@
   <w:style w:type="character" w:default="1" w:styleId="DefaultParagraphFont">
     <w:name w:val="Default Paragraph Font"/>
     <w:uiPriority w:val="1"/>
+    <w:semiHidden/>
     <w:unhideWhenUsed/>
   </w:style>
   <w:style w:type="table" w:default="1" w:styleId="TableNormal">

--- a/1-2026-2027/1-M/1-Semester-1/2-/4- اوراق عمل/مهارات رقمية - اول متوسط - اسبوع 2.docx
+++ b/1-2026-2027/1-M/1-Semester-1/2-/4- اوراق عمل/مهارات رقمية - اول متوسط - اسبوع 2.docx
@@ -238,6 +238,7 @@
       <w:pPr>
         <w:tabs>
           <w:tab w:val="left" w:pos="2126"/>
+          <w:tab w:val="left" w:pos="5750"/>
         </w:tabs>
         <w:rPr>
           <w:sz w:val="36"/>
@@ -245,6 +246,14 @@
           <w:rtl/>
         </w:rPr>
       </w:pPr>
+      <w:r>
+        <w:rPr>
+          <w:sz w:val="36"/>
+          <w:szCs w:val="36"/>
+          <w:rtl/>
+        </w:rPr>
+        <w:tab/>
+      </w:r>
       <w:r>
         <w:rPr>
           <w:sz w:val="36"/>
@@ -388,7 +397,15 @@
               <w:rtl/>
               <w:lang w:bidi="ar-EG"/>
             </w:rPr>
-            <w:t>مشرف المادة : د / رضا حرب</w:t>
+            <w:t xml:space="preserve">مشرف المادة : </w:t>
+          </w:r>
+          <w:r>
+            <w:rPr>
+              <w:rFonts w:hint="cs"/>
+              <w:rtl/>
+              <w:lang w:bidi="ar-EG"/>
+            </w:rPr>
+            <w:t>بهاء المهدي</w:t>
           </w:r>
         </w:p>
       </w:tc>
